--- a/INFORME PROYECTO.docx
+++ b/INFORME PROYECTO.docx
@@ -10,7 +10,7 @@
         <mc:AlternateContent>
           <mc:Choice Requires="wps">
             <w:drawing>
-              <wp:anchor distT="0" distB="0" distL="114300" distR="114300" simplePos="0" relativeHeight="251657728" behindDoc="0" locked="0" layoutInCell="1" allowOverlap="1" wp14:anchorId="3B6FC037" wp14:editId="02546486">
+              <wp:anchor distT="0" distB="0" distL="114300" distR="114300" simplePos="0" relativeHeight="251664384" behindDoc="0" locked="0" layoutInCell="1" allowOverlap="1" wp14:anchorId="3B6FC037" wp14:editId="02546486">
                 <wp:simplePos x="0" y="0"/>
                 <wp:positionH relativeFrom="page">
                   <wp:align>right</wp:align>
@@ -118,7 +118,7 @@
                 <v:stroke joinstyle="miter"/>
                 <v:path gradientshapeok="t" o:connecttype="rect"/>
               </v:shapetype>
-              <v:shape id="Cuadro de texto 6" o:spid="_x0000_s1026" type="#_x0000_t202" style="position:absolute;margin-left:440.5pt;margin-top:262.85pt;width:491.7pt;height:193pt;z-index:251657728;visibility:visible;mso-wrap-style:square;mso-width-percent:0;mso-height-percent:0;mso-wrap-distance-left:9pt;mso-wrap-distance-top:0;mso-wrap-distance-right:9pt;mso-wrap-distance-bottom:0;mso-position-horizontal:right;mso-position-horizontal-relative:page;mso-position-vertical:absolute;mso-position-vertical-relative:text;mso-width-percent:0;mso-height-percent:0;mso-width-relative:margin;mso-height-relative:margin;v-text-anchor:top" o:gfxdata="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" fillcolor="white [3201]" strokecolor="white [3212]" strokeweight=".5pt">
+              <v:shape id="Cuadro de texto 6" o:spid="_x0000_s1026" type="#_x0000_t202" style="position:absolute;margin-left:440.5pt;margin-top:262.85pt;width:491.7pt;height:193pt;z-index:251664384;visibility:visible;mso-wrap-style:square;mso-width-percent:0;mso-height-percent:0;mso-wrap-distance-left:9pt;mso-wrap-distance-top:0;mso-wrap-distance-right:9pt;mso-wrap-distance-bottom:0;mso-position-horizontal:right;mso-position-horizontal-relative:page;mso-position-vertical:absolute;mso-position-vertical-relative:text;mso-width-percent:0;mso-height-percent:0;mso-width-relative:margin;mso-height-relative:margin;v-text-anchor:top" o:gfxdata="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" fillcolor="white [3201]" strokecolor="white [3212]" strokeweight=".5pt">
                 <v:textbox>
                   <w:txbxContent>
                     <w:p>
@@ -182,7 +182,7 @@
         <mc:AlternateContent>
           <mc:Choice Requires="wps">
             <w:drawing>
-              <wp:anchor distT="0" distB="0" distL="114300" distR="114300" simplePos="0" relativeHeight="251659776" behindDoc="0" locked="0" layoutInCell="1" allowOverlap="1" wp14:anchorId="2760DE76" wp14:editId="47D9DE21">
+              <wp:anchor distT="0" distB="0" distL="114300" distR="114300" simplePos="0" relativeHeight="251665408" behindDoc="0" locked="0" layoutInCell="1" allowOverlap="1" wp14:anchorId="2760DE76" wp14:editId="47D9DE21">
                 <wp:simplePos x="0" y="0"/>
                 <wp:positionH relativeFrom="page">
                   <wp:posOffset>4182894</wp:posOffset>
@@ -254,7 +254,7 @@
           </mc:Choice>
           <mc:Fallback>
             <w:pict>
-              <v:shape w14:anchorId="2760DE76" id="Cuadro de texto 7" o:spid="_x0000_s1027" type="#_x0000_t202" style="position:absolute;margin-left:329.35pt;margin-top:463.55pt;width:264.95pt;height:61.3pt;z-index:251659776;visibility:visible;mso-wrap-style:square;mso-width-percent:0;mso-wrap-distance-left:9pt;mso-wrap-distance-top:0;mso-wrap-distance-right:9pt;mso-wrap-distance-bottom:0;mso-position-horizontal:absolute;mso-position-horizontal-relative:page;mso-position-vertical:absolute;mso-position-vertical-relative:text;mso-width-percent:0;mso-width-relative:margin;v-text-anchor:top" o:gfxdata="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" fillcolor="white [3201]" strokecolor="white [3212]" strokeweight=".5pt">
+              <v:shape w14:anchorId="2760DE76" id="Cuadro de texto 7" o:spid="_x0000_s1027" type="#_x0000_t202" style="position:absolute;margin-left:329.35pt;margin-top:463.55pt;width:264.95pt;height:61.3pt;z-index:251665408;visibility:visible;mso-wrap-style:square;mso-width-percent:0;mso-wrap-distance-left:9pt;mso-wrap-distance-top:0;mso-wrap-distance-right:9pt;mso-wrap-distance-bottom:0;mso-position-horizontal:absolute;mso-position-horizontal-relative:page;mso-position-vertical:absolute;mso-position-vertical-relative:text;mso-width-percent:0;mso-width-relative:margin;v-text-anchor:top" o:gfxdata="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" fillcolor="white [3201]" strokecolor="white [3212]" strokeweight=".5pt">
                 <v:textbox>
                   <w:txbxContent>
                     <w:p>
@@ -359,7 +359,7 @@
           </mc:Choice>
           <mc:Fallback>
             <w:pict>
-              <v:shapetype w14:anchorId="2A8F623D" id="_x0000_t120" coordsize="21600,21600" o:spt="120" path="m10800,qx,10800,10800,21600,21600,10800,10800,xe">
+              <v:shapetype w14:anchorId="3EA2E70F" id="_x0000_t120" coordsize="21600,21600" o:spt="120" path="m10800,qx,10800,10800,21600,21600,10800,10800,xe">
                 <v:path gradientshapeok="t" o:connecttype="custom" o:connectlocs="10800,0;3163,3163;0,10800;3163,18437;10800,21600;18437,18437;21600,10800;18437,3163" textboxrect="3163,3163,18437,18437"/>
               </v:shapetype>
               <v:shape id="Diagrama de flujo: conector 4" o:spid="_x0000_s1026" type="#_x0000_t120" style="position:absolute;margin-left:-10.7pt;margin-top:563.05pt;width:242.05pt;height:248.1pt;z-index:251663360;visibility:visible;mso-wrap-style:square;mso-width-percent:0;mso-height-percent:0;mso-wrap-distance-left:9pt;mso-wrap-distance-top:0;mso-wrap-distance-right:9pt;mso-wrap-distance-bottom:0;mso-position-horizontal:absolute;mso-position-horizontal-relative:margin;mso-position-vertical:absolute;mso-position-vertical-relative:text;mso-width-percent:0;mso-height-percent:0;mso-width-relative:margin;mso-height-relative:margin;v-text-anchor:middle" o:gfxdata="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" fillcolor="#ff09ad" strokecolor="#ba007c" strokeweight="1.5pt">
@@ -377,7 +377,7 @@
         <mc:AlternateContent>
           <mc:Choice Requires="wps">
             <w:drawing>
-              <wp:anchor distT="0" distB="0" distL="114300" distR="114300" simplePos="0" relativeHeight="251655680" behindDoc="0" locked="0" layoutInCell="1" allowOverlap="1" wp14:anchorId="787BBC99" wp14:editId="0EC6DB9C">
+              <wp:anchor distT="0" distB="0" distL="114300" distR="114300" simplePos="0" relativeHeight="251661312" behindDoc="0" locked="0" layoutInCell="1" allowOverlap="1" wp14:anchorId="787BBC99" wp14:editId="0EC6DB9C">
                 <wp:simplePos x="0" y="0"/>
                 <wp:positionH relativeFrom="leftMargin">
                   <wp:align>right</wp:align>
@@ -447,7 +447,7 @@
           </mc:Choice>
           <mc:Fallback>
             <w:pict>
-              <v:shape w14:anchorId="6C69D533" id="Diagrama de flujo: conector 4" o:spid="_x0000_s1026" type="#_x0000_t120" style="position:absolute;margin-left:51.45pt;margin-top:526.3pt;width:102.65pt;height:98.05pt;z-index:251655680;visibility:visible;mso-wrap-style:square;mso-width-percent:0;mso-height-percent:0;mso-wrap-distance-left:9pt;mso-wrap-distance-top:0;mso-wrap-distance-right:9pt;mso-wrap-distance-bottom:0;mso-position-horizontal:right;mso-position-horizontal-relative:left-margin-area;mso-position-vertical:absolute;mso-position-vertical-relative:text;mso-width-percent:0;mso-height-percent:0;mso-width-relative:margin;mso-height-relative:margin;v-text-anchor:middle" o:gfxdata="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" fillcolor="#ff09ad" strokecolor="#ba007c" strokeweight="1.5pt">
+              <v:shape w14:anchorId="3723A8A7" id="Diagrama de flujo: conector 4" o:spid="_x0000_s1026" type="#_x0000_t120" style="position:absolute;margin-left:51.45pt;margin-top:526.3pt;width:102.65pt;height:98.05pt;z-index:251661312;visibility:visible;mso-wrap-style:square;mso-width-percent:0;mso-height-percent:0;mso-wrap-distance-left:9pt;mso-wrap-distance-top:0;mso-wrap-distance-right:9pt;mso-wrap-distance-bottom:0;mso-position-horizontal:right;mso-position-horizontal-relative:left-margin-area;mso-position-vertical:absolute;mso-position-vertical-relative:text;mso-width-percent:0;mso-height-percent:0;mso-width-relative:margin;mso-height-relative:margin;v-text-anchor:middle" o:gfxdata="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" fillcolor="#ff09ad" strokecolor="#ba007c" strokeweight="1.5pt">
                 <v:stroke joinstyle="miter"/>
                 <w10:wrap anchorx="margin"/>
               </v:shape>
@@ -527,7 +527,7 @@
           </mc:Choice>
           <mc:Fallback>
             <w:pict>
-              <v:shape w14:anchorId="2D348ABF" id="Diagrama de flujo: conector 3" o:spid="_x0000_s1026" type="#_x0000_t120" style="position:absolute;margin-left:0;margin-top:26.9pt;width:641.8pt;height:664.85pt;z-index:251660288;visibility:visible;mso-wrap-style:square;mso-width-percent:0;mso-height-percent:0;mso-wrap-distance-left:9pt;mso-wrap-distance-top:0;mso-wrap-distance-right:9pt;mso-wrap-distance-bottom:0;mso-position-horizontal:left;mso-position-horizontal-relative:margin;mso-position-vertical:absolute;mso-position-vertical-relative:text;mso-width-percent:0;mso-height-percent:0;mso-width-relative:margin;mso-height-relative:margin;v-text-anchor:middle" o:gfxdata="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" fillcolor="white [3201]" strokecolor="white [3212]" strokeweight="1.5pt">
+              <v:shape w14:anchorId="2BD660B2" id="Diagrama de flujo: conector 3" o:spid="_x0000_s1026" type="#_x0000_t120" style="position:absolute;margin-left:0;margin-top:26.9pt;width:641.8pt;height:664.85pt;z-index:251660288;visibility:visible;mso-wrap-style:square;mso-width-percent:0;mso-height-percent:0;mso-wrap-distance-left:9pt;mso-wrap-distance-top:0;mso-wrap-distance-right:9pt;mso-wrap-distance-bottom:0;mso-position-horizontal:left;mso-position-horizontal-relative:margin;mso-position-vertical:absolute;mso-position-vertical-relative:text;mso-width-percent:0;mso-height-percent:0;mso-width-relative:margin;mso-height-relative:margin;v-text-anchor:middle" o:gfxdata="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" fillcolor="white [3201]" strokecolor="white [3212]" strokeweight="1.5pt">
                 <v:stroke joinstyle="miter"/>
                 <w10:wrap anchorx="margin"/>
               </v:shape>
@@ -612,7 +612,7 @@
           </mc:Choice>
           <mc:Fallback>
             <w:pict>
-              <v:rect w14:anchorId="16E52698" id="Rectángulo 2" o:spid="_x0000_s1026" style="position:absolute;margin-left:0;margin-top:-71.1pt;width:421.3pt;height:876.25pt;z-index:251659264;visibility:visible;mso-wrap-style:square;mso-width-percent:0;mso-height-percent:0;mso-wrap-distance-left:9pt;mso-wrap-distance-top:0;mso-wrap-distance-right:9pt;mso-wrap-distance-bottom:0;mso-position-horizontal:left;mso-position-horizontal-relative:page;mso-position-vertical:absolute;mso-position-vertical-relative:text;mso-width-percent:0;mso-height-percent:0;mso-width-relative:margin;mso-height-relative:margin;v-text-anchor:middle" o:gfxdata="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" fillcolor="#ba007c" strokecolor="#ba007c" strokeweight="1.5pt">
+              <v:rect w14:anchorId="4A1E2DE4" id="Rectángulo 2" o:spid="_x0000_s1026" style="position:absolute;margin-left:0;margin-top:-71.1pt;width:421.3pt;height:876.25pt;z-index:251659264;visibility:visible;mso-wrap-style:square;mso-width-percent:0;mso-height-percent:0;mso-wrap-distance-left:9pt;mso-wrap-distance-top:0;mso-wrap-distance-right:9pt;mso-wrap-distance-bottom:0;mso-position-horizontal:left;mso-position-horizontal-relative:page;mso-position-vertical:absolute;mso-position-vertical-relative:text;mso-width-percent:0;mso-height-percent:0;mso-width-relative:margin;mso-height-relative:margin;v-text-anchor:middle" o:gfxdata="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" fillcolor="#ba007c" strokecolor="#ba007c" strokeweight="1.5pt">
                 <w10:wrap anchorx="page"/>
               </v:rect>
             </w:pict>
@@ -626,6 +626,16 @@
     <w:p/>
     <w:sdt>
       <w:sdtPr>
+        <w:rPr>
+          <w:rFonts w:ascii="Times New Roman" w:eastAsiaTheme="minorHAnsi" w:hAnsi="Times New Roman" w:cstheme="minorBidi"/>
+          <w:i w:val="0"/>
+          <w:color w:val="auto"/>
+          <w:kern w:val="2"/>
+          <w:sz w:val="24"/>
+          <w:szCs w:val="24"/>
+          <w:lang w:eastAsia="en-US"/>
+          <w14:ligatures w14:val="standardContextual"/>
+        </w:rPr>
         <w:id w:val="2073079525"/>
         <w:docPartObj>
           <w:docPartGallery w:val="Table of Contents"/>
@@ -634,16 +644,8 @@
       </w:sdtPr>
       <w:sdtEndPr>
         <w:rPr>
-          <w:rFonts w:ascii="Times New Roman" w:eastAsiaTheme="minorHAnsi" w:hAnsi="Times New Roman" w:cstheme="minorBidi"/>
-          <w:b/>
-          <w:bCs/>
-          <w:i w:val="0"/>
-          <w:color w:val="auto"/>
-          <w:kern w:val="2"/>
-          <w:sz w:val="24"/>
-          <w:szCs w:val="24"/>
-          <w:lang w:eastAsia="en-US"/>
-          <w14:ligatures w14:val="standardContextual"/>
+          <w:b/>
+          <w:bCs/>
         </w:rPr>
       </w:sdtEndPr>
       <w:sdtContent>
@@ -2049,10 +2051,7 @@
         <w:t>Usuarios:</w:t>
       </w:r>
       <w:r>
-        <w:t xml:space="preserve"> </w:t>
-      </w:r>
-      <w:r>
-        <w:t>Almacena las credenciales y datos básicos de los clientes.</w:t>
+        <w:t xml:space="preserve"> Almacena las credenciales y datos básicos de los clientes.</w:t>
       </w:r>
     </w:p>
     <w:p>
@@ -2084,10 +2083,7 @@
         <w:t>Eventos:</w:t>
       </w:r>
       <w:r>
-        <w:t xml:space="preserve"> </w:t>
-      </w:r>
-      <w:r>
-        <w:t>Contiene la información logística (fecha, título, ubicación) y descriptiva de las actividades.</w:t>
+        <w:t xml:space="preserve"> Contiene la información logística (fecha, título, ubicación) y descriptiva de las actividades.</w:t>
       </w:r>
     </w:p>
     <w:p>
@@ -2174,10 +2170,7 @@
         <w:t>:</w:t>
       </w:r>
       <w:r>
-        <w:t xml:space="preserve"> </w:t>
-      </w:r>
-      <w:r>
-        <w:t>Almacena las rutas de los archivos visuales y sus títulos.</w:t>
+        <w:t xml:space="preserve"> Almacena las rutas de los archivos visuales y sus títulos.</w:t>
       </w:r>
       <w:r>
         <w:t xml:space="preserve"> </w:t>
@@ -3298,6 +3291,9 @@
         <w:spacing w:after="0"/>
       </w:pPr>
       <w:r>
+        <w:rPr>
+          <w:noProof/>
+        </w:rPr>
         <w:drawing>
           <wp:inline distT="0" distB="0" distL="0" distR="0" wp14:anchorId="72F36765" wp14:editId="7E97B6FF">
             <wp:extent cx="6301105" cy="3453130"/>
@@ -3417,6 +3413,9 @@
         <w:spacing w:after="0"/>
       </w:pPr>
       <w:r>
+        <w:rPr>
+          <w:noProof/>
+        </w:rPr>
         <w:lastRenderedPageBreak/>
         <w:drawing>
           <wp:inline distT="0" distB="0" distL="0" distR="0" wp14:anchorId="675C3B33" wp14:editId="1E6E5E16">
@@ -3468,10 +3467,7 @@
         <w:sym w:font="Wingdings" w:char="F0E0"/>
       </w:r>
       <w:r>
-        <w:t xml:space="preserve"> </w:t>
-      </w:r>
-      <w:r>
-        <w:t xml:space="preserve">Galerías </w:t>
+        <w:t xml:space="preserve"> Galerías </w:t>
       </w:r>
     </w:p>
     <w:p>
@@ -3516,6 +3512,9 @@
         <w:spacing w:after="0"/>
       </w:pPr>
       <w:r>
+        <w:rPr>
+          <w:noProof/>
+        </w:rPr>
         <w:drawing>
           <wp:inline distT="0" distB="0" distL="0" distR="0" wp14:anchorId="4C98F616" wp14:editId="0FBEED25">
             <wp:extent cx="6301105" cy="3436620"/>
@@ -3612,6 +3611,9 @@
         <w:spacing w:after="0"/>
       </w:pPr>
       <w:r>
+        <w:rPr>
+          <w:noProof/>
+        </w:rPr>
         <w:drawing>
           <wp:inline distT="0" distB="0" distL="0" distR="0" wp14:anchorId="68804DE4" wp14:editId="15D34E5D">
             <wp:extent cx="6301105" cy="3445510"/>
@@ -3733,6 +3735,7 @@
       </w:pPr>
       <w:r>
         <w:rPr>
+          <w:noProof/>
           <w:lang w:val="en-GB"/>
         </w:rPr>
         <w:drawing>
@@ -3957,6 +3960,7 @@
         <w:rPr>
           <w:b/>
           <w:bCs/>
+          <w:noProof/>
         </w:rPr>
         <w:drawing>
           <wp:inline distT="0" distB="0" distL="0" distR="0" wp14:anchorId="0841CC26" wp14:editId="018CB70E">
@@ -4060,6 +4064,7 @@
       </w:pPr>
       <w:r>
         <w:rPr>
+          <w:noProof/>
           <w:color w:val="000000" w:themeColor="text1"/>
         </w:rPr>
         <w:lastRenderedPageBreak/>
@@ -4167,6 +4172,7 @@
       </w:pPr>
       <w:r>
         <w:rPr>
+          <w:noProof/>
           <w:color w:val="000000" w:themeColor="text1"/>
         </w:rPr>
         <w:drawing>
@@ -4273,6 +4279,7 @@
       </w:pPr>
       <w:r>
         <w:rPr>
+          <w:noProof/>
           <w:color w:val="000000" w:themeColor="text1"/>
         </w:rPr>
         <w:lastRenderedPageBreak/>
@@ -4380,6 +4387,7 @@
       </w:pPr>
       <w:r>
         <w:rPr>
+          <w:noProof/>
           <w:color w:val="000000" w:themeColor="text1"/>
         </w:rPr>
         <w:drawing>
@@ -9257,6 +9265,7 @@
   <w:style w:type="character" w:default="1" w:styleId="Fuentedeprrafopredeter">
     <w:name w:val="Default Paragraph Font"/>
     <w:uiPriority w:val="1"/>
+    <w:semiHidden/>
     <w:unhideWhenUsed/>
   </w:style>
   <w:style w:type="table" w:default="1" w:styleId="Tablanormal">
@@ -9999,15 +10008,6 @@
 </file>
 
 <file path=customXml/item1.xml><?xml version="1.0" encoding="utf-8"?>
-<?mso-contentType ?>
-<FormTemplates xmlns="http://schemas.microsoft.com/sharepoint/v3/contenttype/forms">
-  <Display>DocumentLibraryForm</Display>
-  <Edit>DocumentLibraryForm</Edit>
-  <New>DocumentLibraryForm</New>
-</FormTemplates>
-</file>
-
-<file path=customXml/item2.xml><?xml version="1.0" encoding="utf-8"?>
 <ct:contentTypeSchema xmlns:ct="http://schemas.microsoft.com/office/2006/metadata/contentType" xmlns:ma="http://schemas.microsoft.com/office/2006/metadata/properties/metaAttributes" ct:_="" ma:_="" ma:contentTypeName="Documento" ma:contentTypeID="0x010100C714C373B60C614F8C0177F9D6707F50" ma:contentTypeVersion="14" ma:contentTypeDescription="Crear nuevo documento." ma:contentTypeScope="" ma:versionID="3e74c63aaef0a227e78c5c172279722a">
   <xsd:schema xmlns:xsd="http://www.w3.org/2001/XMLSchema" xmlns:xs="http://www.w3.org/2001/XMLSchema" xmlns:p="http://schemas.microsoft.com/office/2006/metadata/properties" xmlns:ns3="b4f245ea-74f6-4a2d-8da9-8516c4e04f09" xmlns:ns4="6c9af616-3ce9-4267-9eb7-1c8d47ace149" targetNamespace="http://schemas.microsoft.com/office/2006/metadata/properties" ma:root="true" ma:fieldsID="50d8c234dbf9c26b5a2691a996d72091" ns3:_="" ns4:_="">
     <xsd:import namespace="b4f245ea-74f6-4a2d-8da9-8516c4e04f09"/>
@@ -10234,7 +10234,20 @@
 </ct:contentTypeSchema>
 </file>
 
+<file path=customXml/item2.xml><?xml version="1.0" encoding="utf-8"?>
+<?mso-contentType ?>
+<FormTemplates xmlns="http://schemas.microsoft.com/sharepoint/v3/contenttype/forms">
+  <Display>DocumentLibraryForm</Display>
+  <Edit>DocumentLibraryForm</Edit>
+  <New>DocumentLibraryForm</New>
+</FormTemplates>
+</file>
+
 <file path=customXml/item3.xml><?xml version="1.0" encoding="utf-8"?>
+<b:Sources xmlns:b="http://schemas.openxmlformats.org/officeDocument/2006/bibliography" xmlns="http://schemas.openxmlformats.org/officeDocument/2006/bibliography" SelectedStyle="\APASixthEditionOfficeOnline.xsl" StyleName="APA" Version="6"/>
+</file>
+
+<file path=customXml/item4.xml><?xml version="1.0" encoding="utf-8"?>
 <p:properties xmlns:p="http://schemas.microsoft.com/office/2006/metadata/properties" xmlns:xsi="http://www.w3.org/2001/XMLSchema-instance" xmlns:pc="http://schemas.microsoft.com/office/infopath/2007/PartnerControls">
   <documentManagement>
     <_activity xmlns="b4f245ea-74f6-4a2d-8da9-8516c4e04f09" xsi:nil="true"/>
@@ -10242,19 +10255,7 @@
 </p:properties>
 </file>
 
-<file path=customXml/item4.xml><?xml version="1.0" encoding="utf-8"?>
-<b:Sources xmlns:b="http://schemas.openxmlformats.org/officeDocument/2006/bibliography" xmlns="http://schemas.openxmlformats.org/officeDocument/2006/bibliography" SelectedStyle="\APASixthEditionOfficeOnline.xsl" StyleName="APA" Version="6"/>
-</file>
-
 <file path=customXml/itemProps1.xml><?xml version="1.0" encoding="utf-8"?>
-<ds:datastoreItem xmlns:ds="http://schemas.openxmlformats.org/officeDocument/2006/customXml" ds:itemID="{3F7E8470-BF76-4A56-A1B2-307C41048CA5}">
-  <ds:schemaRefs>
-    <ds:schemaRef ds:uri="http://schemas.microsoft.com/sharepoint/v3/contenttype/forms"/>
-  </ds:schemaRefs>
-</ds:datastoreItem>
-</file>
-
-<file path=customXml/itemProps2.xml><?xml version="1.0" encoding="utf-8"?>
 <ds:datastoreItem xmlns:ds="http://schemas.openxmlformats.org/officeDocument/2006/customXml" ds:itemID="{2639FDA5-D084-43DC-BD24-40B4F812B546}">
   <ds:schemaRefs>
     <ds:schemaRef ds:uri="http://schemas.microsoft.com/office/2006/metadata/contentType"/>
@@ -10273,7 +10274,23 @@
 </ds:datastoreItem>
 </file>
 
+<file path=customXml/itemProps2.xml><?xml version="1.0" encoding="utf-8"?>
+<ds:datastoreItem xmlns:ds="http://schemas.openxmlformats.org/officeDocument/2006/customXml" ds:itemID="{3F7E8470-BF76-4A56-A1B2-307C41048CA5}">
+  <ds:schemaRefs>
+    <ds:schemaRef ds:uri="http://schemas.microsoft.com/sharepoint/v3/contenttype/forms"/>
+  </ds:schemaRefs>
+</ds:datastoreItem>
+</file>
+
 <file path=customXml/itemProps3.xml><?xml version="1.0" encoding="utf-8"?>
+<ds:datastoreItem xmlns:ds="http://schemas.openxmlformats.org/officeDocument/2006/customXml" ds:itemID="{12D12D01-B6A7-4B81-B554-72851AFCDD10}">
+  <ds:schemaRefs>
+    <ds:schemaRef ds:uri="http://schemas.openxmlformats.org/officeDocument/2006/bibliography"/>
+  </ds:schemaRefs>
+</ds:datastoreItem>
+</file>
+
+<file path=customXml/itemProps4.xml><?xml version="1.0" encoding="utf-8"?>
 <ds:datastoreItem xmlns:ds="http://schemas.openxmlformats.org/officeDocument/2006/customXml" ds:itemID="{263504DE-86BA-4CC8-8BC1-2B9B1B890AAF}">
   <ds:schemaRefs>
     <ds:schemaRef ds:uri="http://schemas.microsoft.com/office/2006/metadata/properties"/>
@@ -10281,12 +10298,4 @@
     <ds:schemaRef ds:uri="b4f245ea-74f6-4a2d-8da9-8516c4e04f09"/>
   </ds:schemaRefs>
 </ds:datastoreItem>
-</file>
-
-<file path=customXml/itemProps4.xml><?xml version="1.0" encoding="utf-8"?>
-<ds:datastoreItem xmlns:ds="http://schemas.openxmlformats.org/officeDocument/2006/customXml" ds:itemID="{12D12D01-B6A7-4B81-B554-72851AFCDD10}">
-  <ds:schemaRefs>
-    <ds:schemaRef ds:uri="http://schemas.openxmlformats.org/officeDocument/2006/bibliography"/>
-  </ds:schemaRefs>
-</ds:datastoreItem>
 </file>